--- a/pasi.oidaneos.com/Guides_Pedagogiques_PASI/Guide_Pedagogique_PASI_Septembre_Session_2.docx
+++ b/pasi.oidaneos.com/Guides_Pedagogiques_PASI/Guide_Pedagogique_PASI_Septembre_Session_2.docx
@@ -318,7 +318,7 @@
           <w:color w:val="4C1D95"/>
           <w:sz w:val="26"/>
         </w:rPr>
-        <w:t>3. Outils, Démonstrations &amp; Référentiels</w:t>
+        <w:t>3. Outils, Démonstrations &amp; Liens Partagés</w:t>
       </w:r>
     </w:p>
     <w:tbl>
@@ -375,7 +375,7 @@
                 <w:color w:val="FFFFFF"/>
                 <w:sz w:val="19"/>
               </w:rPr>
-              <w:t>Usage &amp; Rôle Pédagogique</w:t>
+              <w:t>Usage &amp; Liens Utiles</w:t>
             </w:r>
           </w:p>
         </w:tc>
@@ -400,7 +400,7 @@
                 <w:color w:val="0F172A"/>
                 <w:sz w:val="18"/>
               </w:rPr>
-              <w:t>CISO Assistant</w:t>
+              <w:t>Support Live (33 slides)</w:t>
             </w:r>
           </w:p>
         </w:tc>
@@ -422,7 +422,7 @@
                 <w:color w:val="334155"/>
                 <w:sz w:val="18"/>
               </w:rPr>
-              <w:t>Plateforme open-source GRC (Gouvernance, Risques et Conformité) utilisée pour modéliser les actifs, risques et plans de remédiation.</w:t>
+              <w:t>Support officiel de Guillaume Carayon (Septembre 2026 V.1.0) : Présentation des 4 modules PASI, système d'information, matrice DICT, écosystème des cyberattaquants, Cyber Kill Chain, MITRE ATT&amp;CK, ISO 27001, NIS2 et DORA.</w:t>
             </w:r>
           </w:p>
         </w:tc>
@@ -447,7 +447,7 @@
                 <w:color w:val="0F172A"/>
                 <w:sz w:val="18"/>
               </w:rPr>
-              <w:t>Docker / Docker-Compose</w:t>
+              <w:t>CISO Assistant (GRC)</w:t>
             </w:r>
           </w:p>
         </w:tc>
@@ -469,7 +469,15 @@
                 <w:color w:val="334155"/>
                 <w:sz w:val="18"/>
               </w:rPr>
-              <w:t>Environnement de conteneurisation pour déployer rapidement les labs techniques en local ou sur machine virtuelle.</w:t>
+              <w:t>Plateforme open-source de pilotage SSI. 3 options d'accès :</w:t>
+              <w:br/>
+              <w:t>• Option 1 (SaaS Trial 30j) : intuitem.com/trial</w:t>
+              <w:br/>
+              <w:t>• Option 2 (Community Docker/VM) : github.com/intuitem/ciso-assistant-community</w:t>
+              <w:br/>
+              <w:t>• Option 3 (Instance Formateur) : Accès nominatif sur demande auprès de Guillaume</w:t>
+              <w:br/>
+              <w:t>• Documentation : intuitem.gitbook.io/ciso-assistant</w:t>
             </w:r>
           </w:p>
         </w:tc>
@@ -494,7 +502,7 @@
                 <w:color w:val="0F172A"/>
                 <w:sz w:val="18"/>
               </w:rPr>
-              <w:t>Guide Hygiène ANSSI</w:t>
+              <w:t>Kahoot Challenge Dédié</w:t>
             </w:r>
           </w:p>
         </w:tc>
@@ -516,7 +524,9 @@
                 <w:color w:val="334155"/>
                 <w:sz w:val="18"/>
               </w:rPr>
-              <w:t>Référentiel des 42 mesures élémentaires pour sécuriser le système d'information des organisations.</w:t>
+              <w:t>Quiz officiel pour réviser et ancrer le vocabulaire DICP/SSI :</w:t>
+              <w:br/>
+              <w:t>• Lien direct : kahoot.it/challenge/002647422</w:t>
             </w:r>
           </w:p>
         </w:tc>
@@ -541,7 +551,7 @@
                 <w:color w:val="0F172A"/>
                 <w:sz w:val="18"/>
               </w:rPr>
-              <w:t>Kahoot &amp; Quiz interactif</w:t>
+              <w:t>Guide Hygiène ANSSI</w:t>
             </w:r>
           </w:p>
         </w:tc>
@@ -563,7 +573,58 @@
                 <w:color w:val="334155"/>
                 <w:sz w:val="18"/>
               </w:rPr>
-              <w:t>Validation des acquis en direct et consolidation du vocabulaire normatif et technique.</w:t>
+              <w:t>Les 42 mesures d'hygiène informatique indispensables :</w:t>
+              <w:br/>
+              <w:t>• messervices.cyber.gouv.fr/documents-guides/guide_hygiene_informatique_anssi.pdf</w:t>
+            </w:r>
+          </w:p>
+        </w:tc>
+      </w:tr>
+      <w:tr>
+        <w:tc>
+          <w:tcPr>
+            <w:tcW w:type="dxa" w:w="4968"/>
+            <w:shd w:fill="F8FAFC"/>
+            <w:tcMar>
+              <w:top w:w="80" w:type="dxa"/>
+              <w:bottom w:w="80" w:type="dxa"/>
+              <w:left w:w="120" w:type="dxa"/>
+              <w:right w:w="120" w:type="dxa"/>
+            </w:tcMar>
+          </w:tcPr>
+          <w:p>
+            <w:r>
+              <w:rPr>
+                <w:rFonts w:ascii="Calibri" w:hAnsi="Calibri"/>
+                <w:b/>
+                <w:color w:val="0F172A"/>
+                <w:sz w:val="18"/>
+              </w:rPr>
+              <w:t>Outil PIA (CNIL)</w:t>
+            </w:r>
+          </w:p>
+        </w:tc>
+        <w:tc>
+          <w:tcPr>
+            <w:tcW w:type="dxa" w:w="4968"/>
+            <w:shd w:fill="F8FAFC"/>
+            <w:tcMar>
+              <w:top w:w="80" w:type="dxa"/>
+              <w:bottom w:w="80" w:type="dxa"/>
+              <w:left w:w="120" w:type="dxa"/>
+              <w:right w:w="120" w:type="dxa"/>
+            </w:tcMar>
+          </w:tcPr>
+          <w:p>
+            <w:r>
+              <w:rPr>
+                <w:rFonts w:ascii="Calibri" w:hAnsi="Calibri"/>
+                <w:color w:val="334155"/>
+                <w:sz w:val="18"/>
+              </w:rPr>
+              <w:t>Logiciel d'analyse d'impact sur la vie privée / RGPD :</w:t>
+              <w:br/>
+              <w:t>• cnil.fr/fr/outil-pia-telechargez-et-installez-le-logiciel-de-la-cnil</w:t>
             </w:r>
           </w:p>
         </w:tc>
@@ -601,7 +662,7 @@
           <w:color w:val="475569"/>
           <w:sz w:val="19"/>
         </w:rPr>
-        <w:t>💡 Réponse du Formateur : Plusieurs options sont proposées selon l'environnement de chaque apprenant : déploiement en conteneur Docker local, installation sur Machine Virtuelle dédiée, ou accès direct à l'instance hébergée mise à disposition par l'équipe pédagogique.</w:t>
+        <w:t>💡 Réponse de Guillaume Carayon : 3 voies possibles : (1) Essai SaaS 30 jours (intuitem.com/trial), (2) Déploiement local en conteneur Docker / VM (github.com/intuitem/ciso-assistant-community), ou (3) Mon instance hébergée mise à votre disposition si vous me remontez votre besoin par mail.</w:t>
       </w:r>
     </w:p>
     <w:p>
@@ -636,7 +697,7 @@
           <w:color w:val="4C1D95"/>
           <w:sz w:val="26"/>
         </w:rPr>
-        <w:t>5. Checklist &amp; Travail d'Intersession</w:t>
+        <w:t>5. Checklist Intersession &amp; Démarches Administratives</w:t>
       </w:r>
     </w:p>
     <w:p>
@@ -653,10 +714,19 @@
       <w:r>
         <w:rPr>
           <w:rFonts w:ascii="Calibri" w:hAnsi="Calibri"/>
+          <w:b/>
+          <w:color w:val="4C1D95"/>
+          <w:sz w:val="19"/>
+        </w:rPr>
+        <w:t xml:space="preserve">[Support PDF] </w:t>
+      </w:r>
+      <w:r>
+        <w:rPr>
+          <w:rFonts w:ascii="Calibri" w:hAnsi="Calibri"/>
           <w:color w:val="1E293B"/>
           <w:sz w:val="19"/>
         </w:rPr>
-        <w:t>Déployer ou tester CISO Assistant (via Docker local, VM ou instance démo).</w:t>
+        <w:t>Consulter le support live de Guillaume (33 slides Septembre 2026 V.1.0) accessible en téléchargement direct.</w:t>
       </w:r>
     </w:p>
     <w:p>
@@ -673,10 +743,19 @@
       <w:r>
         <w:rPr>
           <w:rFonts w:ascii="Calibri" w:hAnsi="Calibri"/>
+          <w:b/>
+          <w:color w:val="4C1D95"/>
+          <w:sz w:val="19"/>
+        </w:rPr>
+        <w:t xml:space="preserve">[CISO Assistant] </w:t>
+      </w:r>
+      <w:r>
+        <w:rPr>
+          <w:rFonts w:ascii="Calibri" w:hAnsi="Calibri"/>
           <w:color w:val="1E293B"/>
           <w:sz w:val="19"/>
         </w:rPr>
-        <w:t>Consulter les premiers contenus asynchrones et fiches de révision mis à disposition sur l'espace OIDANEOS.</w:t>
+        <w:t>Choisir son mode de déploiement CISO Assistant (SaaS trial 30j, Docker local ou demander un accès à l'instance de Guillaume) et consulter la doc (intuitem.gitbook.io/ciso-assistant).</w:t>
       </w:r>
     </w:p>
     <w:p>
@@ -693,10 +772,19 @@
       <w:r>
         <w:rPr>
           <w:rFonts w:ascii="Calibri" w:hAnsi="Calibri"/>
+          <w:b/>
+          <w:color w:val="4C1D95"/>
+          <w:sz w:val="19"/>
+        </w:rPr>
+        <w:t xml:space="preserve">[Quiz Kahoot] </w:t>
+      </w:r>
+      <w:r>
+        <w:rPr>
+          <w:rFonts w:ascii="Calibri" w:hAnsi="Calibri"/>
           <w:color w:val="1E293B"/>
           <w:sz w:val="19"/>
         </w:rPr>
-        <w:t>Prendre en main la plateforme apprenant et remonter les éventuels besoins d'assistance technique.</w:t>
+        <w:t>Effectuer le challenge Kahoot en ligne pour valider les notions DICP et menaces : kahoot.it/challenge/002647422</w:t>
       </w:r>
     </w:p>
     <w:p>
@@ -713,10 +801,77 @@
       <w:r>
         <w:rPr>
           <w:rFonts w:ascii="Calibri" w:hAnsi="Calibri"/>
+          <w:b/>
+          <w:color w:val="4C1D95"/>
+          <w:sz w:val="19"/>
+        </w:rPr>
+        <w:t xml:space="preserve">[Évaluation Jury] </w:t>
+      </w:r>
+      <w:r>
+        <w:rPr>
+          <w:rFonts w:ascii="Calibri" w:hAnsi="Calibri"/>
           <w:color w:val="1E293B"/>
           <w:sz w:val="19"/>
         </w:rPr>
-        <w:t>Réviser la grille des critères DICP et refaire le quiz des fondamentaux pour consolider le vocabulaire.</w:t>
+        <w:t>Compléter le Diagnostic Initial dans l'onglet 'Évaluation Jury' de la plateforme.</w:t>
+      </w:r>
+    </w:p>
+    <w:p>
+      <w:pPr>
+        <w:spacing w:after="60"/>
+      </w:pPr>
+      <w:r>
+        <w:rPr>
+          <w:b/>
+          <w:color w:val="7C3AED"/>
+        </w:rPr>
+        <w:t xml:space="preserve">☑  </w:t>
+      </w:r>
+      <w:r>
+        <w:rPr>
+          <w:rFonts w:ascii="Calibri" w:hAnsi="Calibri"/>
+          <w:b/>
+          <w:color w:val="4C1D95"/>
+          <w:sz w:val="19"/>
+        </w:rPr>
+        <w:t xml:space="preserve">[Guide d'Accueil] </w:t>
+      </w:r>
+      <w:r>
+        <w:rPr>
+          <w:rFonts w:ascii="Calibri" w:hAnsi="Calibri"/>
+          <w:color w:val="1E293B"/>
+          <w:sz w:val="19"/>
+        </w:rPr>
+        <w:t>Signer le formulaire de Droit à l'Image dans l'onglet 'Guide d'Accueil'.</w:t>
+      </w:r>
+    </w:p>
+    <w:p>
+      <w:pPr>
+        <w:spacing w:after="60"/>
+      </w:pPr>
+      <w:r>
+        <w:rPr>
+          <w:b/>
+          <w:color w:val="7C3AED"/>
+        </w:rPr>
+        <w:t xml:space="preserve">☑  </w:t>
+      </w:r>
+      <w:r>
+        <w:rPr>
+          <w:rFonts w:ascii="Calibri" w:hAnsi="Calibri"/>
+          <w:b/>
+          <w:color w:val="4C1D95"/>
+          <w:sz w:val="19"/>
+        </w:rPr>
+        <w:t xml:space="preserve">[Digiforma] </w:t>
+      </w:r>
+      <w:r>
+        <w:rPr>
+          <w:rFonts w:ascii="Calibri" w:hAnsi="Calibri"/>
+          <w:color w:val="1E293B"/>
+          <w:sz w:val="19"/>
+        </w:rPr>
+        <w:t>Régulariser l'ensemble des émargements manquants sur Digiforma (en attendant l'intégration directe sur la plateforme).</w:t>
       </w:r>
     </w:p>
     <w:sectPr>
